--- a/gates/design/VLMS_NFR.docx
+++ b/gates/design/VLMS_NFR.docx
@@ -718,8 +718,7 @@
           <w:rFonts w:ascii="Arial" w:hAnsi="Arial"/>
           <w:b w:val="0"/>
           <w:i/>
-          <w:color w:val="6B7280"/>
-          <w:sz w:val="20"/>
+          <w:sz w:val="22"/>
         </w:rPr>
         <w:t>Satisfies: ISO/IEC 25010:2023 (product quality characteristics, used as the completeness checklist); OWASP ASVS 5.0; WCAG 2.2.</w:t>
       </w:r>
@@ -748,8 +747,7 @@
         <w:rPr>
           <w:rFonts w:ascii="Arial" w:hAnsi="Arial"/>
           <w:b w:val="0"/>
-          <w:i/>
-          <w:color w:val="A83E00"/>
+          <w:i w:val="0"/>
           <w:sz w:val="22"/>
         </w:rPr>
         <w:t>[TBC – owner: Philip] Not yet explicitly walked. Scale is small (tens of users per role — see stakeholders.md), so demanding performance/throughput targets are unlikely to be the binding constraint, but no target has been set.</w:t>
@@ -823,8 +821,7 @@
         <w:rPr>
           <w:rFonts w:ascii="Arial" w:hAnsi="Arial"/>
           <w:b w:val="0"/>
-          <w:i/>
-          <w:color w:val="A83E00"/>
+          <w:i w:val="0"/>
           <w:sz w:val="22"/>
         </w:rPr>
         <w:t>[TBC – owner: Philip] Whether this satisfies the OWASP ASVS 5.0 access-control chapter is to be confirmed at build time (low-level-design.md); a formal audit-logging NFR has not yet been confirmed as a discrete NFR-nnn.</w:t>
@@ -884,8 +881,7 @@
         <w:rPr>
           <w:rFonts w:ascii="Arial" w:hAnsi="Arial"/>
           <w:b w:val="0"/>
-          <w:i/>
-          <w:color w:val="A83E00"/>
+          <w:i w:val="0"/>
           <w:sz w:val="22"/>
         </w:rPr>
         <w:t>[TBC – owner: Philip] Not yet explicitly walked as a discrete NFR, beyond the general solo-maintainer design preference recorded in the architecture (VLMS-SDA) and ADR-0001.</w:t>
@@ -915,8 +911,7 @@
         <w:rPr>
           <w:rFonts w:ascii="Arial" w:hAnsi="Arial"/>
           <w:b w:val="0"/>
-          <w:i/>
-          <w:color w:val="A83E00"/>
+          <w:i w:val="0"/>
           <w:sz w:val="22"/>
         </w:rPr>
         <w:t>[TBC – owner: Philip] Not yet explicitly walked as a discrete NFR. Constraints.md records that the system must work via phone, tablet, and browser; this has not yet been restated as a measurable compatibility NFR (e.g. specific browser/OS matrix).</w:t>

--- a/gates/design/VLMS_NFR.docx
+++ b/gates/design/VLMS_NFR.docx
@@ -201,7 +201,7 @@
                 <w:rFonts w:ascii="Arial" w:hAnsi="Arial"/>
                 <w:sz w:val="20"/>
               </w:rPr>
-              <w:t>1.0</w:t>
+              <w:t>1.1</w:t>
             </w:r>
           </w:p>
         </w:tc>
@@ -670,6 +670,80 @@
           </w:p>
         </w:tc>
       </w:tr>
+      <w:tr>
+        <w:tc>
+          <w:tcPr>
+            <w:tcW w:type="dxa" w:w="1150"/>
+            <w:shd w:val="clear" w:color="auto" w:fill="FFFFFF"/>
+          </w:tcPr>
+          <w:p>
+            <w:pPr>
+              <w:spacing w:after="40" w:before="40"/>
+            </w:pPr>
+            <w:r>
+              <w:rPr>
+                <w:rFonts w:ascii="Arial" w:hAnsi="Arial"/>
+                <w:sz w:val="20"/>
+              </w:rPr>
+              <w:t>1.1</w:t>
+            </w:r>
+          </w:p>
+        </w:tc>
+        <w:tc>
+          <w:tcPr>
+            <w:tcW w:type="dxa" w:w="1500"/>
+            <w:shd w:val="clear" w:color="auto" w:fill="FFFFFF"/>
+          </w:tcPr>
+          <w:p>
+            <w:pPr>
+              <w:spacing w:after="40" w:before="40"/>
+            </w:pPr>
+            <w:r>
+              <w:rPr>
+                <w:rFonts w:ascii="Arial" w:hAnsi="Arial"/>
+                <w:sz w:val="20"/>
+              </w:rPr>
+              <w:t>17 July 2026</w:t>
+            </w:r>
+          </w:p>
+        </w:tc>
+        <w:tc>
+          <w:tcPr>
+            <w:tcW w:type="dxa" w:w="2700"/>
+            <w:shd w:val="clear" w:color="auto" w:fill="FFFFFF"/>
+          </w:tcPr>
+          <w:p>
+            <w:pPr>
+              <w:spacing w:after="40" w:before="40"/>
+            </w:pPr>
+            <w:r>
+              <w:rPr>
+                <w:rFonts w:ascii="Arial" w:hAnsi="Arial"/>
+                <w:sz w:val="20"/>
+              </w:rPr>
+              <w:t>Philip</w:t>
+            </w:r>
+          </w:p>
+        </w:tc>
+        <w:tc>
+          <w:tcPr>
+            <w:tcW w:type="dxa" w:w="3676"/>
+            <w:shd w:val="clear" w:color="auto" w:fill="FFFFFF"/>
+          </w:tcPr>
+          <w:p>
+            <w:pPr>
+              <w:spacing w:after="40" w:before="40"/>
+            </w:pPr>
+            <w:r>
+              <w:rPr>
+                <w:rFonts w:ascii="Arial" w:hAnsi="Arial"/>
+                <w:sz w:val="20"/>
+              </w:rPr>
+              <w:t>Re-render addressing design-gate review: NFR-004 (compatibility) named with a concrete browser/OS/PWA target; NFR-001 (security) updated to cite the EF Core global query filter + read-audit-log mechanism (ADR-0004).</w:t>
+            </w:r>
+          </w:p>
+        </w:tc>
+      </w:tr>
     </w:tbl>
     <w:p>
       <w:pPr>
@@ -736,7 +810,7 @@
           <w:color w:val="111827"/>
           <w:sz w:val="32"/>
         </w:rPr>
-        <w:t>1. Performance efficiency</w:t>
+        <w:t>1. Functional suitability</w:t>
       </w:r>
     </w:p>
     <w:p>
@@ -750,7 +824,7 @@
           <w:i w:val="0"/>
           <w:sz w:val="22"/>
         </w:rPr>
-        <w:t>[TBC – owner: Philip] Not yet explicitly walked. Scale is small (tens of users per role — see stakeholders.md), so demanding performance/throughput targets are unlikely to be the binding constraint, but no target has been set.</w:t>
+        <w:t>Covered by VLMS-SRS functional requirements; no separate functional-suitability NFR recorded.</w:t>
       </w:r>
     </w:p>
     <w:p>
@@ -766,7 +840,7 @@
           <w:color w:val="111827"/>
           <w:sz w:val="32"/>
         </w:rPr>
-        <w:t>2. Reliability / availability — NFR-003</w:t>
+        <w:t>2. Performance efficiency</w:t>
       </w:r>
     </w:p>
     <w:p>
@@ -780,7 +854,7 @@
           <w:i w:val="0"/>
           <w:sz w:val="22"/>
         </w:rPr>
-        <w:t>Best-effort — no formal uptime SLA/RPO/RTO target. Brief downtime for deploys/maintenance is acceptable. Must reliably work during actual usage windows (evenings/weekends around sessions). Traced to: ADR-0001 (App Service tier choice). Verification method: informal — monitored during real usage windows; no formal SLA measurement in place.</w:t>
+        <w:t>[TBC – owner: Philip] Not yet explicitly walked. Scale is small (tens of users per role — stakeholders.md), so demanding performance/throughput targets are unlikely to be the binding constraint, but no target has been set. Acceptable to firm up at the delivery gate rather than block design approval.</w:t>
       </w:r>
     </w:p>
     <w:p>
@@ -796,7 +870,7 @@
           <w:color w:val="111827"/>
           <w:sz w:val="32"/>
         </w:rPr>
-        <w:t>3. Security — NFR-001</w:t>
+        <w:t>3. Compatibility — NFR-004 (new this render)</w:t>
       </w:r>
     </w:p>
     <w:p>
@@ -810,7 +884,7 @@
           <w:i w:val="0"/>
           <w:sz w:val="22"/>
         </w:rPr>
-        <w:t>Column-level access control/masking on sensitive fields, and audit logging of access, carried forward as a hypothesis from the prior build. Implemented at design as a data-access-layer query-shaping mechanism (see VLMS-LLD, authorization model): DbsCheck restricted entirely to Admin/Safeguarding Officer; ConsentRecord sensitive fields masked from Teacher and Approver. Traced to: BR-003, governance/security-compliance.md. Verification method: access-control test cases (TC-006, TC-007, TC-008, VLMS-TEST).</w:t>
+        <w:t>Concrete conformance target, confirmed at design review (previously unwalked): current versions of Chrome, Edge, Safari, and Firefox, on Windows, macOS, iOS, and Android, per Blazor supported platforms (learn.microsoft.com/aspnet/core/blazor/supported-platforms). This matches the phone/tablet/browser access requirement in constraints.md without committing to legacy-browser support no user of this system needs.</w:t>
       </w:r>
     </w:p>
     <w:p>
@@ -824,7 +898,7 @@
           <w:i w:val="0"/>
           <w:sz w:val="22"/>
         </w:rPr>
-        <w:t>[TBC – owner: Philip] Whether this satisfies the OWASP ASVS 5.0 access-control chapter is to be confirmed at build time (low-level-design.md); a formal audit-logging NFR has not yet been confirmed as a discrete NFR-nnn.</w:t>
+        <w:t>Traced to: constraints.md (phone/tablet/browser access), ADR-0001 (Blazor Web App/PWA choice). Verification method: cross-browser/OS manual spot-check against the named matrix (delivery gate).</w:t>
       </w:r>
     </w:p>
     <w:p>
@@ -870,7 +944,7 @@
           <w:color w:val="111827"/>
           <w:sz w:val="32"/>
         </w:rPr>
-        <w:t>5. Maintainability</w:t>
+        <w:t>5. Reliability / availability — NFR-003</w:t>
       </w:r>
     </w:p>
     <w:p>
@@ -884,7 +958,7 @@
           <w:i w:val="0"/>
           <w:sz w:val="22"/>
         </w:rPr>
-        <w:t>[TBC – owner: Philip] Not yet explicitly walked as a discrete NFR, beyond the general solo-maintainer design preference recorded in the architecture (VLMS-SDA) and ADR-0001.</w:t>
+        <w:t>Best-effort — no formal uptime SLA/RPO/RTO target. Brief downtime for deploys/maintenance is acceptable. Must reliably work during actual usage windows (evenings/weekends around sessions). Traced to: ADR-0001 (App Service tier choice). Verification method: informal — monitored during real usage windows; no formal SLA measurement in place.</w:t>
       </w:r>
     </w:p>
     <w:p>
@@ -900,7 +974,7 @@
           <w:color w:val="111827"/>
           <w:sz w:val="32"/>
         </w:rPr>
-        <w:t>6. Compatibility</w:t>
+        <w:t>6. Security — NFR-001</w:t>
       </w:r>
     </w:p>
     <w:p>
@@ -914,7 +988,49 @@
           <w:i w:val="0"/>
           <w:sz w:val="22"/>
         </w:rPr>
-        <w:t>[TBC – owner: Philip] Not yet explicitly walked as a discrete NFR. Constraints.md records that the system must work via phone, tablet, and browser; this has not yet been restated as a measurable compatibility NFR (e.g. specific browser/OS matrix).</w:t>
+        <w:t>Column-level access control/masking on sensitive fields, and audit logging of reads (not just writes) of DbsCheck/ConsentRecord sensitive data — confirmed as a firm NFR.</w:t>
+      </w:r>
+    </w:p>
+    <w:p>
+      <w:pPr>
+        <w:spacing w:after="120" w:before="0"/>
+      </w:pPr>
+      <w:r>
+        <w:rPr>
+          <w:rFonts w:ascii="Arial" w:hAnsi="Arial"/>
+          <w:b w:val="0"/>
+          <w:i w:val="0"/>
+          <w:sz w:val="22"/>
+        </w:rPr>
+        <w:t>Enforcement mechanism (confirmed at design review): EF Core global query filters, applied structurally at the DbContext level so every query is masked/restricted automatically, plus a SensitiveDataAccessLog write on every read — see adr/0004-sensitive-data-access-control.md, design/data-design.md.</w:t>
+      </w:r>
+    </w:p>
+    <w:p>
+      <w:pPr>
+        <w:spacing w:after="120" w:before="0"/>
+      </w:pPr>
+      <w:r>
+        <w:rPr>
+          <w:rFonts w:ascii="Arial" w:hAnsi="Arial"/>
+          <w:b w:val="0"/>
+          <w:i w:val="0"/>
+          <w:sz w:val="22"/>
+        </w:rPr>
+        <w:t>Traced to: BR-003, governance/security-compliance.md, ADR-0002 (role model), ADR-0004 (enforcement mechanism). Verification method: access-control test cases TC-006, TC-007, TC-008, TC-011, TC-012 (VLMS-TEST).</w:t>
+      </w:r>
+    </w:p>
+    <w:p>
+      <w:pPr>
+        <w:spacing w:after="120" w:before="0"/>
+      </w:pPr>
+      <w:r>
+        <w:rPr>
+          <w:rFonts w:ascii="Arial" w:hAnsi="Arial"/>
+          <w:b w:val="0"/>
+          <w:i w:val="0"/>
+          <w:sz w:val="22"/>
+        </w:rPr>
+        <w:t>[TBC – owner: Philip] Whether this mechanism fully satisfies the OWASP ASVS 5.0 access-control and logging chapters is to be confirmed at build/test time (ADR-0004 consequences).</w:t>
       </w:r>
     </w:p>
     <w:p>
@@ -930,7 +1046,37 @@
           <w:color w:val="111827"/>
           <w:sz w:val="32"/>
         </w:rPr>
-        <w:t>7. Flexibility / scalability</w:t>
+        <w:t>7. Maintainability</w:t>
+      </w:r>
+    </w:p>
+    <w:p>
+      <w:pPr>
+        <w:spacing w:after="120" w:before="0"/>
+      </w:pPr>
+      <w:r>
+        <w:rPr>
+          <w:rFonts w:ascii="Arial" w:hAnsi="Arial"/>
+          <w:b w:val="0"/>
+          <w:i w:val="0"/>
+          <w:sz w:val="22"/>
+        </w:rPr>
+        <w:t>[TBC – owner: Philip] Not yet explicitly walked as a discrete NFR, beyond the general solo-maintainer design preference recorded in VLMS-SDA and ADR-0001/ADR-0003 (fewest moving parts — e.g. the scheduled job is co-located as a WebJob rather than a separate Azure Functions resource).</w:t>
+      </w:r>
+    </w:p>
+    <w:p>
+      <w:pPr>
+        <w:keepNext/>
+        <w:spacing w:before="280" w:after="120"/>
+        <w:outlineLvl w:val="0"/>
+      </w:pPr>
+      <w:r>
+        <w:rPr>
+          <w:rFonts w:ascii="Arial" w:hAnsi="Arial"/>
+          <w:b/>
+          <w:color w:val="111827"/>
+          <w:sz w:val="32"/>
+        </w:rPr>
+        <w:t>8. Flexibility / scalability</w:t>
       </w:r>
     </w:p>
     <w:p>
@@ -960,7 +1106,7 @@
           <w:color w:val="111827"/>
           <w:sz w:val="32"/>
         </w:rPr>
-        <w:t>8. Safety</w:t>
+        <w:t>9. Safety</w:t>
       </w:r>
     </w:p>
     <w:p>

--- a/gates/design/VLMS_NFR.docx
+++ b/gates/design/VLMS_NFR.docx
@@ -201,7 +201,7 @@
                 <w:rFonts w:ascii="Arial" w:hAnsi="Arial"/>
                 <w:sz w:val="20"/>
               </w:rPr>
-              <w:t>1.1</w:t>
+              <w:t>1.2</w:t>
             </w:r>
           </w:p>
         </w:tc>
@@ -744,6 +744,80 @@
           </w:p>
         </w:tc>
       </w:tr>
+      <w:tr>
+        <w:tc>
+          <w:tcPr>
+            <w:tcW w:type="dxa" w:w="1150"/>
+            <w:shd w:val="clear" w:color="auto" w:fill="F3F4F6"/>
+          </w:tcPr>
+          <w:p>
+            <w:pPr>
+              <w:spacing w:after="40" w:before="40"/>
+            </w:pPr>
+            <w:r>
+              <w:rPr>
+                <w:rFonts w:ascii="Arial" w:hAnsi="Arial"/>
+                <w:sz w:val="20"/>
+              </w:rPr>
+              <w:t>1.2</w:t>
+            </w:r>
+          </w:p>
+        </w:tc>
+        <w:tc>
+          <w:tcPr>
+            <w:tcW w:type="dxa" w:w="1500"/>
+            <w:shd w:val="clear" w:color="auto" w:fill="F3F4F6"/>
+          </w:tcPr>
+          <w:p>
+            <w:pPr>
+              <w:spacing w:after="40" w:before="40"/>
+            </w:pPr>
+            <w:r>
+              <w:rPr>
+                <w:rFonts w:ascii="Arial" w:hAnsi="Arial"/>
+                <w:sz w:val="20"/>
+              </w:rPr>
+              <w:t>17 July 2026</w:t>
+            </w:r>
+          </w:p>
+        </w:tc>
+        <w:tc>
+          <w:tcPr>
+            <w:tcW w:type="dxa" w:w="2700"/>
+            <w:shd w:val="clear" w:color="auto" w:fill="F3F4F6"/>
+          </w:tcPr>
+          <w:p>
+            <w:pPr>
+              <w:spacing w:after="40" w:before="40"/>
+            </w:pPr>
+            <w:r>
+              <w:rPr>
+                <w:rFonts w:ascii="Arial" w:hAnsi="Arial"/>
+                <w:sz w:val="20"/>
+              </w:rPr>
+              <w:t>Philip</w:t>
+            </w:r>
+          </w:p>
+        </w:tc>
+        <w:tc>
+          <w:tcPr>
+            <w:tcW w:type="dxa" w:w="3676"/>
+            <w:shd w:val="clear" w:color="auto" w:fill="F3F4F6"/>
+          </w:tcPr>
+          <w:p>
+            <w:pPr>
+              <w:spacing w:after="40" w:before="40"/>
+            </w:pPr>
+            <w:r>
+              <w:rPr>
+                <w:rFonts w:ascii="Arial" w:hAnsi="Arial"/>
+                <w:sz w:val="20"/>
+              </w:rPr>
+              <w:t>Re-render addressing second design-gate review: NFR-001 corrected from 'column-level access control/masking' to whole-entity access control (the ConsentRecord/ConsentSensitiveDetails split, ADR-0004 rewrite), with the audit-log write mechanism (DbCommandInterceptor), tamper protection and 6-year retention named explicitly; verification method now includes TC-014.</w:t>
+            </w:r>
+          </w:p>
+        </w:tc>
+      </w:tr>
     </w:tbl>
     <w:p>
       <w:pPr>
@@ -785,7 +859,7 @@
     </w:p>
     <w:p>
       <w:pPr>
-        <w:spacing w:after="200" w:before="0"/>
+        <w:spacing w:after="120" w:before="0"/>
       </w:pPr>
       <w:r>
         <w:rPr>
@@ -870,7 +944,7 @@
           <w:color w:val="111827"/>
           <w:sz w:val="32"/>
         </w:rPr>
-        <w:t>3. Compatibility — NFR-004 (new this render)</w:t>
+        <w:t>3. Compatibility — NFR-004</w:t>
       </w:r>
     </w:p>
     <w:p>
@@ -988,7 +1062,7 @@
           <w:i w:val="0"/>
           <w:sz w:val="22"/>
         </w:rPr>
-        <w:t>Column-level access control/masking on sensitive fields, and audit logging of reads (not just writes) of DbsCheck/ConsentRecord sensitive data — confirmed as a firm NFR.</w:t>
+        <w:t>Whole-entity access control on sensitive data, and audit logging of reads (not just writes) of DbsCheck/ConsentSensitiveDetails — confirmed as a firm NFR.</w:t>
       </w:r>
     </w:p>
     <w:p>
@@ -1002,7 +1076,7 @@
           <w:i w:val="0"/>
           <w:sz w:val="22"/>
         </w:rPr>
-        <w:t>Enforcement mechanism (confirmed at design review): EF Core global query filters, applied structurally at the DbContext level so every query is masked/restricted automatically, plus a SensitiveDataAccessLog write on every read — see adr/0004-sensitive-data-access-control.md, design/data-design.md.</w:t>
+        <w:t>Design correction (second design review): the requirement was originally stated as 'column-level access control/masking' on three ConsentRecord fields. An EF Core global query filter is a row-inclusion predicate — it cannot redact individual columns within a row a role otherwise needs (Teacher must still read ConsentRecord.Status/ExpiryDate). The sensitive fields were therefore split into their own entity, ConsentSensitiveDetails, so the requirement is now correctly stated as whole-entity access control — the same pattern already correctly used for DbsCheck.</w:t>
       </w:r>
     </w:p>
     <w:p>
@@ -1016,7 +1090,21 @@
           <w:i w:val="0"/>
           <w:sz w:val="22"/>
         </w:rPr>
-        <w:t>Traced to: BR-003, governance/security-compliance.md, ADR-0002 (role model), ADR-0004 (enforcement mechanism). Verification method: access-control test cases TC-006, TC-007, TC-008, TC-011, TC-012 (VLMS-TEST).</w:t>
+        <w:t>Enforcement mechanism (confirmed at design review, revised at the second pass): EF Core global query filters on DbsCheck and ConsentSensitiveDetails, applied structurally at the DbContext level so every query is restricted automatically. Every read additionally writes a SensitiveDataAccessLog row via a DbCommandInterceptor (a named, structural write mechanism, not a per-repository convention). SensitiveDataAccessLog itself has UPDATE/DELETE denied at the database permission level and is retained 6 years independent of the referenced record's own retention — see adr/0004-sensitive-data-access-control.md, design/data-design.md.</w:t>
+      </w:r>
+    </w:p>
+    <w:p>
+      <w:pPr>
+        <w:spacing w:after="120" w:before="0"/>
+      </w:pPr>
+      <w:r>
+        <w:rPr>
+          <w:rFonts w:ascii="Arial" w:hAnsi="Arial"/>
+          <w:b w:val="0"/>
+          <w:i w:val="0"/>
+          <w:sz w:val="22"/>
+        </w:rPr>
+        <w:t>Traced to: BR-003, governance/security-compliance.md, ADR-0002 (role model), ADR-0004 (enforcement mechanism). Verification method: access-control test cases TC-006, TC-007, TC-008, TC-011, TC-012, TC-014 (VLMS-TEST).</w:t>
       </w:r>
     </w:p>
     <w:p>

--- a/gates/design/VLMS_NFR.docx
+++ b/gates/design/VLMS_NFR.docx
@@ -201,7 +201,7 @@
                 <w:rFonts w:ascii="Arial" w:hAnsi="Arial"/>
                 <w:sz w:val="20"/>
               </w:rPr>
-              <w:t>1.2</w:t>
+              <w:t>1.3</w:t>
             </w:r>
           </w:p>
         </w:tc>
@@ -818,6 +818,80 @@
           </w:p>
         </w:tc>
       </w:tr>
+      <w:tr>
+        <w:tc>
+          <w:tcPr>
+            <w:tcW w:type="dxa" w:w="1150"/>
+            <w:shd w:val="clear" w:color="auto" w:fill="FFFFFF"/>
+          </w:tcPr>
+          <w:p>
+            <w:pPr>
+              <w:spacing w:after="40" w:before="40"/>
+            </w:pPr>
+            <w:r>
+              <w:rPr>
+                <w:rFonts w:ascii="Arial" w:hAnsi="Arial"/>
+                <w:sz w:val="20"/>
+              </w:rPr>
+              <w:t>1.3</w:t>
+            </w:r>
+          </w:p>
+        </w:tc>
+        <w:tc>
+          <w:tcPr>
+            <w:tcW w:type="dxa" w:w="1500"/>
+            <w:shd w:val="clear" w:color="auto" w:fill="FFFFFF"/>
+          </w:tcPr>
+          <w:p>
+            <w:pPr>
+              <w:spacing w:after="40" w:before="40"/>
+            </w:pPr>
+            <w:r>
+              <w:rPr>
+                <w:rFonts w:ascii="Arial" w:hAnsi="Arial"/>
+                <w:sz w:val="20"/>
+              </w:rPr>
+              <w:t>17 July 2026</w:t>
+            </w:r>
+          </w:p>
+        </w:tc>
+        <w:tc>
+          <w:tcPr>
+            <w:tcW w:type="dxa" w:w="2700"/>
+            <w:shd w:val="clear" w:color="auto" w:fill="FFFFFF"/>
+          </w:tcPr>
+          <w:p>
+            <w:pPr>
+              <w:spacing w:after="40" w:before="40"/>
+            </w:pPr>
+            <w:r>
+              <w:rPr>
+                <w:rFonts w:ascii="Arial" w:hAnsi="Arial"/>
+                <w:sz w:val="20"/>
+              </w:rPr>
+              <w:t>Philip</w:t>
+            </w:r>
+          </w:p>
+        </w:tc>
+        <w:tc>
+          <w:tcPr>
+            <w:tcW w:type="dxa" w:w="3676"/>
+            <w:shd w:val="clear" w:color="auto" w:fill="FFFFFF"/>
+          </w:tcPr>
+          <w:p>
+            <w:pPr>
+              <w:spacing w:after="40" w:before="40"/>
+            </w:pPr>
+            <w:r>
+              <w:rPr>
+                <w:rFonts w:ascii="Arial" w:hAnsi="Arial"/>
+                <w:sz w:val="20"/>
+              </w:rPr>
+              <w:t>Re-render addressing third design-gate review (Important finding, now fixed): non-functional.md's NFR-001 prose had drifted from every other corrected document — it still read 'column-level... ConsentRecord' rather than 'whole-entity... ConsentSensitiveDetails'; now corrected and consistent. The audit-log write mechanism is renamed throughout from DbCommandInterceptor to IMaterializationInterceptor, which gives direct typed access to the materialized entity and is correct even across EF's compiled-query cache (ADR-0004).</w:t>
+            </w:r>
+          </w:p>
+        </w:tc>
+      </w:tr>
     </w:tbl>
     <w:p>
       <w:pPr>
@@ -1076,7 +1150,7 @@
           <w:i w:val="0"/>
           <w:sz w:val="22"/>
         </w:rPr>
-        <w:t>Design correction (second design review): the requirement was originally stated as 'column-level access control/masking' on three ConsentRecord fields. An EF Core global query filter is a row-inclusion predicate — it cannot redact individual columns within a row a role otherwise needs (Teacher must still read ConsentRecord.Status/ExpiryDate). The sensitive fields were therefore split into their own entity, ConsentSensitiveDetails, so the requirement is now correctly stated as whole-entity access control — the same pattern already correctly used for DbsCheck.</w:t>
+        <w:t>Wording correction (third design review): this requirement's prose had not been updated in step with the rest of the corpus — it still read 'column-level access control/masking' on three ConsentRecord fields, describing the mechanism found not to work at the second design review (see below). It now correctly reads whole-entity access control on ConsentSensitiveDetails, matching every other document.</w:t>
       </w:r>
     </w:p>
     <w:p>
@@ -1090,7 +1164,21 @@
           <w:i w:val="0"/>
           <w:sz w:val="22"/>
         </w:rPr>
-        <w:t>Enforcement mechanism (confirmed at design review, revised at the second pass): EF Core global query filters on DbsCheck and ConsentSensitiveDetails, applied structurally at the DbContext level so every query is restricted automatically. Every read additionally writes a SensitiveDataAccessLog row via a DbCommandInterceptor (a named, structural write mechanism, not a per-repository convention). SensitiveDataAccessLog itself has UPDATE/DELETE denied at the database permission level and is retained 6 years independent of the referenced record's own retention — see adr/0004-sensitive-data-access-control.md, design/data-design.md.</w:t>
+        <w:t>Design correction (second design review): an EF Core global query filter is a row-inclusion predicate — it cannot redact individual columns within a row a role otherwise needs (Teacher must still read ConsentRecord.Status/ExpiryDate). The sensitive fields were therefore split into their own entity, ConsentSensitiveDetails, so the requirement is correctly stated as whole-entity access control — the same pattern already correctly used for DbsCheck.</w:t>
+      </w:r>
+    </w:p>
+    <w:p>
+      <w:pPr>
+        <w:spacing w:after="120" w:before="0"/>
+      </w:pPr>
+      <w:r>
+        <w:rPr>
+          <w:rFonts w:ascii="Arial" w:hAnsi="Arial"/>
+          <w:b w:val="0"/>
+          <w:i w:val="0"/>
+          <w:sz w:val="22"/>
+        </w:rPr>
+        <w:t>Enforcement mechanism (confirmed at design review; masking mechanism revised at the second pass, audit-write mechanism revised at the third pass): EF Core global query filters on DbsCheck and ConsentSensitiveDetails, applied structurally at the DbContext level so every query is restricted automatically. Every read additionally writes a SensitiveDataAccessLog row via an IMaterializationInterceptor — its InitializedInstance hook fires once per entity EF materializes from a query, giving direct typed access to the entity's ID without SQL text-matching, and correctly per row even across EF's compiled-query cache (a named, structural write mechanism, not a per-repository convention; corrects the pass-2 DbCommandInterceptor decision, which operated on raw SQL/DbDataReader with no reliable typed EntityId). SensitiveDataAccessLog itself has UPDATE/DELETE denied at the database permission level and is retained 6 years independent of the referenced record's own retention — see adr/0004-sensitive-data-access-control.md, design/data-design.md.</w:t>
       </w:r>
     </w:p>
     <w:p>
